--- a/eng/docx/03.content.docx
+++ b/eng/docx/03.content.docx
@@ -136,13 +136,6 @@
         <w:rPr>
           <w:lang w:val="en_US" w:bidi="en_US"/>
         </w:rPr>
-      </w:r>
-      <w:r>
-        <w:rPr>
-          <w:i/>
-          <w:lang w:val="en_US" w:bidi="en_US"/>
-        </w:rPr>
-        <w:t>Leviticus 1:3, Leviticus 1:4, Leviticus 1:5, Leviticus 1:8, Leviticus 1:9, Leviticus 1:9 (#2), Leviticus 1:10, Leviticus 1:11, Leviticus 1:11 (#2), Leviticus 1:14, Leviticus 2:1, Leviticus 2:1 (#2), Leviticus 2:3, Leviticus 2:4, Leviticus 2:11, Leviticus 2:13, Leviticus 3:1, Leviticus 3:2, Leviticus 3:3–4, Leviticus 3:6–8, Leviticus 3:9, Leviticus 3:16, Leviticus 3:17, Leviticus 4:3, Leviticus 4:6, Leviticus 4:11, Leviticus 4:15, Leviticus 4:20, Leviticus 4:23, Leviticus 4:27, Leviticus 4:32, Leviticus 5:1, Leviticus 5:2, Leviticus 5:5–6, Leviticus 5:6, Leviticus 5:7, Leviticus 5:11, Leviticus 5:15, Leviticus 6:1–4, Leviticus 6:5, Leviticus 6:6, Leviticus 6:9, Leviticus 6:10, Leviticus 6:11, Leviticus 6:12–13, Leviticus 6:16, Leviticus 6:20, Leviticus 6:21, Leviticus 6:22, Leviticus 6:26, Leviticus 6:28, Leviticus 6:30, Leviticus 7:7, Leviticus 7:8, Leviticus 7:9–10, Leviticus 7:17, Leviticus 7:25–26, Leviticus 7:32, Leviticus 8:1, Leviticus 8:3, Leviticus 8:7, Leviticus 8:8, Leviticus 8:9, Leviticus 8:10, Leviticus 8:12, Leviticus 8:14–15, Leviticus 8:18–19, Leviticus 8:23, Leviticus 8:35, Leviticus 8:36, Leviticus 9:1, Leviticus 9:2, Leviticus 9:3–4, Leviticus 9:6, Leviticus 9:22, Leviticus 9:24, Leviticus 9:24 (#2), Leviticus 10:1, Leviticus 10:2, Leviticus 10:4, Leviticus 10:7, Leviticus 10:9, Leviticus 10:16, Leviticus 11:3, Leviticus 11:4, Leviticus 11:9, Leviticus 11:13–16, Leviticus 11:21, Leviticus 11:23, Leviticus 11:29–30, Leviticus 11:35, Leviticus 11:42, Leviticus 11:45, Leviticus 12:2–3, Leviticus 12:4, Leviticus 12:5, Leviticus 12:6, Leviticus 12:8, Leviticus 12:8 (#2), Leviticus 13:2, Leviticus 13:4, Leviticus 13:6, Leviticus 13:9–10, Leviticus 13:11, Leviticus 13:14, Leviticus 13:16–17, Leviticus 13:18–19, Leviticus 13:29, Leviticus 13:40, Leviticus 13:44, Leviticus 13:45–46, Leviticus 13:57, Leviticus 14:3, Leviticus 14:4, Leviticus 14:7, Leviticus 14:8–9, Leviticus 14:10, Leviticus 14:21, Leviticus 14:28–29, Leviticus 14:44, Leviticus 14:45, Leviticus 14:52, Leviticus 15:3, Leviticus 15:7, Leviticus 15:13, Leviticus 15:15, Leviticus 15:16–18, Leviticus 15:19, Leviticus 15:24, Leviticus 15:29, Leviticus 16:2, Leviticus 16:3, Leviticus 16:4, Leviticus 16:5, Leviticus 16:8, Leviticus 16:10, Leviticus 16:11, Leviticus 16:13, Leviticus 16:17, Leviticus 16:21, Leviticus 16:23, Leviticus 16:29, Leviticus 17:3–4, Leviticus 17:5, Leviticus 17:7, Leviticus 17:11, Leviticus 17:13, Leviticus 17:15, Leviticus 17:15 (#2), Leviticus 18:3, Leviticus 18:6, Leviticus 18:19, Leviticus 18:21, Leviticus 18:22–23, Leviticus 18:28, Leviticus 18:29, Leviticus 19:3–4, Leviticus 19:10, Leviticus 19:15, Leviticus 19:18, Leviticus 19:19, Leviticus 19:25, Leviticus 19:27, Leviticus 19:32, Leviticus 19:34, Leviticus 20:2, Leviticus 20:3, Leviticus 20:6, Leviticus 20:13, Leviticus 20:15–16, Leviticus 20:24, Leviticus 21:2–3, Leviticus 21:5, Leviticus 21:9, Leviticus 21:11, Leviticus 21:14, Leviticus 21:18, Leviticus 22:2–3, Leviticus 22:6, Leviticus 22:9, Leviticus 22:10–11, Leviticus 22:13, Leviticus 22:14, Leviticus 22:18, Leviticus 22:20, Leviticus 22:26, Leviticus 22:30, Leviticus 23:3, Leviticus 23:5, Leviticus 23:6, Leviticus 23:10, Leviticus 23:27, Leviticus 23:31, Leviticus 23:33, Leviticus 23:40, Leviticus 23:42, Leviticus 24:3, Leviticus 24:5–6, Leviticus 24:9, Leviticus 24:14, Leviticus 24:17, Leviticus 24:19–20, Leviticus 25:4, Leviticus 25:9, Leviticus 25:10, Leviticus 25:10 (#2), Leviticus 25:12, Leviticus 25:15–17, Leviticus 25:21, Leviticus 25:23, Leviticus 25:30, Leviticus 25:35–36, Leviticus 25:40, Leviticus 26:1, Leviticus 26:3, Leviticus 26:6, Leviticus 26:12, Leviticus 26:16, Leviticus 26:18, Leviticus 26:18–19, Leviticus 26:21–22, Leviticus 26:40–42, Leviticus 26:45, Leviticus 27:2, Leviticus 27:3, Leviticus 27:4, Leviticus 27:8, Leviticus 27:11, Leviticus 27:14, Leviticus 27:16, Leviticus 27:23, Leviticus 27:26, Leviticus 27:28, Leviticus 27:31</w:t>
       </w:r>
       <w:r>
         <w:rPr>

--- a/eng/docx/03.content.docx
+++ b/eng/docx/03.content.docx
@@ -123,19 +123,6 @@
           <w:lang w:val="en_US" w:bidi="en_US"/>
         </w:rPr>
         <w:t>LEV</w:t>
-      </w:r>
-      <w:r>
-        <w:rPr>
-          <w:lang w:val="en_US" w:bidi="en_US"/>
-        </w:rPr>
-      </w:r>
-    </w:p>
-    <w:p>
-      <w:pPr/>
-      <w:r>
-        <w:rPr>
-          <w:lang w:val="en_US" w:bidi="en_US"/>
-        </w:rPr>
       </w:r>
       <w:r>
         <w:rPr>

--- a/eng/docx/03.content.docx
+++ b/eng/docx/03.content.docx
@@ -19,7 +19,7 @@
         <w:rPr>
           <w:lang w:val="en_US" w:bidi="en_US"/>
         </w:rPr>
-        <w:t>Resource: Translation Questions (unfoldingWord)</w:t>
+        <w:t>Resource: unfoldingWord® Translation Questions</w:t>
       </w:r>
       <w:r>
         <w:rPr>
@@ -85,7 +85,7 @@
         <w:rPr>
           <w:lang w:val="en_US" w:bidi="en_US"/>
         </w:rPr>
-        <w:t>Translation Questions (unfoldingWord)</w:t>
+        <w:t>unfoldingWord® Translation Questions</w:t>
       </w:r>
     </w:p>
     <w:p>

--- a/eng/docx/03.content.docx
+++ b/eng/docx/03.content.docx
@@ -5497,7 +5497,7 @@
           <w:b/>
           <w:lang w:val="en_US" w:bidi="en_US"/>
         </w:rPr>
-        <w:t>Was an animal acceptable to eat if it only had a split hoof or if if only chewed the cud?</w:t>
+        <w:t>Was an animal acceptable to eat if it only had a split hoof or if it only chewed the cud?</w:t>
       </w:r>
     </w:p>
     <w:p>
